--- a/labs/lab04/report/_resources/docx/reference.docx
+++ b/labs/lab04/report/_resources/docx/reference.docx
@@ -1235,6 +1235,22 @@
       <w:i w:val="0"/>
       <w:color w:val="000000"/>
       <w:sz w:val="28"/>
+    </w:rPr>
+  </w:style>
+  <w:style w:type="paragraph" w:customStyle="1" w:styleId="SourceCode">
+    <w:name w:val="Source Code"/>
+    <w:basedOn w:val="Normal"/>
+    <w:pPr>
+      <w:keepNext w:val="0"/>
+      <w:keepLines w:val="0"/>
+      <w:widowControl w:val="0"/>
+      <w:spacing w:before="0" w:after="0" w:line="240" w:lineRule="auto"/>
+      <w:ind w:left="85" w:right="85" w:firstLine="0"/>
+      <w:jc w:val="left"/>
+    </w:pPr>
+    <w:rPr>
+      <w:rFonts w:ascii="Menlo" w:hAnsi="Menlo"/>
+      <w:sz w:val="17"/>
     </w:rPr>
   </w:style>
 </w:styles>
